--- a/files/marked/IS-001-03人員資訊安全守則.docx
+++ b/files/marked/IS-001-03人員資訊安全守則.docx
@@ -15,24 +15,7 @@
         </w:rPr>
       </w:pPr>
       <w:r>
-        <w:rPr>
-          <w:rFonts w:eastAsia="標楷體" w:hint="eastAsia"/>
-          <w:b/>
-          <w:bCs/>
-          <w:sz w:val="28"/>
-          <w:szCs w:val="28"/>
-        </w:rPr>
-        <w:t>OOOO</w:t>
-      </w:r>
-      <w:r>
-        <w:rPr>
-          <w:rFonts w:eastAsia="標楷體" w:hint="eastAsia"/>
-          <w:b/>
-          <w:bCs/>
-          <w:sz w:val="28"/>
-          <w:szCs w:val="28"/>
-        </w:rPr>
-        <w:t>股份有限公司</w:t>
+        <w:t>{{company_name}}</w:t>
       </w:r>
     </w:p>
     <w:p>
@@ -77,46 +60,7 @@
         </w:rPr>
       </w:pPr>
       <w:r>
-        <w:rPr>
-          <w:rFonts w:ascii="Times New Roman" w:eastAsia="標楷體" w:hint="eastAsia"/>
-          <w:sz w:val="28"/>
-        </w:rPr>
-        <w:t>目的：為落實</w:t>
-      </w:r>
-      <w:r>
-        <w:rPr>
-          <w:rFonts w:ascii="Times New Roman" w:eastAsia="標楷體" w:hint="eastAsia"/>
-          <w:sz w:val="28"/>
-        </w:rPr>
-        <w:t>OOOO</w:t>
-      </w:r>
-      <w:r>
-        <w:rPr>
-          <w:rFonts w:ascii="Times New Roman" w:eastAsia="標楷體" w:hint="eastAsia"/>
-          <w:sz w:val="28"/>
-        </w:rPr>
-        <w:t>股份有限公司</w:t>
-      </w:r>
-      <w:r>
-        <w:rPr>
-          <w:rFonts w:ascii="Times New Roman" w:eastAsia="標楷體" w:hint="eastAsia"/>
-          <w:sz w:val="28"/>
-        </w:rPr>
-        <w:t>（以下簡稱</w:t>
-      </w:r>
-      <w:r>
-        <w:rPr>
-          <w:rFonts w:ascii="Times New Roman" w:eastAsia="標楷體" w:hint="eastAsia"/>
-          <w:sz w:val="28"/>
-        </w:rPr>
-        <w:t>本公司</w:t>
-      </w:r>
-      <w:r>
-        <w:rPr>
-          <w:rFonts w:ascii="Times New Roman" w:eastAsia="標楷體" w:hint="eastAsia"/>
-          <w:sz w:val="28"/>
-        </w:rPr>
-        <w:t>）資訊安全作業，維護資訊及處理設備之機密性、完整性及可用性，特訂定此守則。</w:t>
+        <w:t>目的：為落實{{company_name}}（以下簡稱本公司）資訊安全作業，維護資訊及處理設備之機密性、完整性及可用性，特訂定此守則。</w:t>
       </w:r>
     </w:p>
     <w:p>
@@ -385,117 +329,7 @@
         </w:rPr>
       </w:pPr>
       <w:r>
-        <w:rPr>
-          <w:rFonts w:ascii="Times New Roman" w:eastAsia="標楷體" w:hint="eastAsia"/>
-          <w:sz w:val="28"/>
-        </w:rPr>
-        <w:t>應保護通行密碼，維持通行</w:t>
-      </w:r>
-      <w:r>
-        <w:rPr>
-          <w:rFonts w:ascii="Times New Roman" w:eastAsia="標楷體" w:hint="eastAsia"/>
-          <w:sz w:val="28"/>
-          <w:highlight w:val="yellow"/>
-        </w:rPr>
-        <w:t>密碼的機密性；系統</w:t>
-      </w:r>
-      <w:r>
-        <w:rPr>
-          <w:rFonts w:ascii="Times New Roman" w:eastAsia="標楷體" w:hint="eastAsia"/>
-          <w:sz w:val="28"/>
-          <w:highlight w:val="yellow"/>
-        </w:rPr>
-        <w:t>使用者應每</w:t>
-      </w:r>
-      <w:r>
-        <w:rPr>
-          <w:rFonts w:ascii="Times New Roman" w:eastAsia="標楷體" w:hint="eastAsia"/>
-          <w:sz w:val="28"/>
-          <w:highlight w:val="yellow"/>
-        </w:rPr>
-        <w:t>9</w:t>
-      </w:r>
-      <w:r>
-        <w:rPr>
-          <w:rFonts w:ascii="Times New Roman" w:eastAsia="標楷體"/>
-          <w:sz w:val="28"/>
-          <w:highlight w:val="yellow"/>
-        </w:rPr>
-        <w:t>0</w:t>
-      </w:r>
-      <w:r>
-        <w:rPr>
-          <w:rFonts w:ascii="Times New Roman" w:eastAsia="標楷體" w:hint="eastAsia"/>
-          <w:sz w:val="28"/>
-          <w:highlight w:val="yellow"/>
-        </w:rPr>
-        <w:t>天</w:t>
-      </w:r>
-      <w:r>
-        <w:rPr>
-          <w:rFonts w:ascii="Times New Roman" w:eastAsia="標楷體" w:hint="eastAsia"/>
-          <w:sz w:val="28"/>
-        </w:rPr>
-        <w:t>更換通行密碼一次</w:t>
-      </w:r>
-      <w:r>
-        <w:rPr>
-          <w:rFonts w:ascii="Times New Roman" w:eastAsia="標楷體" w:hint="eastAsia"/>
-          <w:sz w:val="28"/>
-        </w:rPr>
-        <w:t>，且</w:t>
-      </w:r>
-      <w:r>
-        <w:rPr>
-          <w:rFonts w:ascii="Times New Roman" w:eastAsia="標楷體" w:hint="eastAsia"/>
-          <w:sz w:val="28"/>
-        </w:rPr>
-        <w:t>不得重</w:t>
-      </w:r>
-      <w:r>
-        <w:rPr>
-          <w:rFonts w:ascii="Times New Roman" w:eastAsia="標楷體" w:hint="eastAsia"/>
-          <w:sz w:val="28"/>
-          <w:highlight w:val="yellow"/>
-        </w:rPr>
-        <w:t>複使用前</w:t>
-      </w:r>
-      <w:r>
-        <w:rPr>
-          <w:rFonts w:ascii="Times New Roman" w:eastAsia="標楷體" w:hint="eastAsia"/>
-          <w:sz w:val="28"/>
-          <w:highlight w:val="yellow"/>
-        </w:rPr>
-        <w:t>3</w:t>
-      </w:r>
-      <w:r>
-        <w:rPr>
-          <w:rFonts w:ascii="Times New Roman" w:eastAsia="標楷體" w:hint="eastAsia"/>
-          <w:sz w:val="28"/>
-          <w:highlight w:val="yellow"/>
-        </w:rPr>
-        <w:t>代</w:t>
-      </w:r>
-      <w:r>
-        <w:rPr>
-          <w:rFonts w:ascii="Times New Roman" w:eastAsia="標楷體" w:hint="eastAsia"/>
-          <w:sz w:val="28"/>
-        </w:rPr>
-        <w:t>已變更之通行</w:t>
-      </w:r>
-      <w:r>
-        <w:rPr>
-          <w:rFonts w:ascii="Times New Roman" w:eastAsia="標楷體" w:hint="eastAsia"/>
-          <w:sz w:val="28"/>
-        </w:rPr>
-        <w:t>密碼</w:t>
-      </w:r>
-      <w:r>
-        <w:rPr>
-          <w:rFonts w:ascii="Times New Roman" w:eastAsia="標楷體" w:hint="eastAsia"/>
-          <w:sz w:val="28"/>
-        </w:rPr>
-        <w:t>。</w:t>
+        <w:t>應保護通行密碼，維持通行密碼的機密性；系統使用者應每{{password_expiry_days}}天更換通行密碼一次，且不得重複使用前3代已變更之通行密碼。</w:t>
       </w:r>
     </w:p>
     <w:p>
